--- a/public/samples/percent-palengke-flashcards.docx
+++ b/public/samples/percent-palengke-flashcards.docx
@@ -16,7 +16,7 @@
         <w:rPr>
           <w:sz w:val="20"/>
         </w:rPr>
-        <w:t xml:space="preserve">Grade 6 Mathematics. Version 1.0. Shared by Sir Dado (demo persona).</w:t>
+        <w:t xml:space="preserve">Grade 6 · Mathematics · Quarter 2, Week 5</w:t>
       </w:r>
     </w:p>
     <w:p>
@@ -24,16 +24,15 @@
         <w:rPr>
           <w:sz w:val="20"/>
         </w:rPr>
-        <w:t xml:space="preserve">Illustrative competency EX-MATH6-T2-05 (example, not official alignment): Solve problems involving percent, discount and mark-up</w:t>
+        <w:t xml:space="preserve">Prepared by Sir Dado Belen, Sorsogon East Central School. Version 1.0.</w:t>
       </w:r>
     </w:p>
     <w:p>
       <w:r>
         <w:rPr>
-          <w:i/>
           <w:sz w:val="20"/>
         </w:rPr>
-        <w:t xml:space="preserve">Fictional sample created by the CherIt team for a hackathon demonstration. Edit freely.</w:t>
+        <w:t xml:space="preserve">Competency: Solve problems involving percent, discount and mark-up (M6NS-IIc-140)</w:t>
       </w:r>
     </w:p>
     <w:p>
